--- a/public/templates/pricetag/disc-reg-kcl-allocation-A4.docx
+++ b/public/templates/pricetag/disc-reg-kcl-allocation-A4.docx
@@ -150,7 +150,7 @@
         <w:pict w14:anchorId="03D42321">
           <v:shape id="_x0000_s2122" type="#_x0000_t136" style="position:absolute;margin-left:-3.25pt;margin-top:9pt;width:60.5pt;height:18pt;z-index:251674624" fillcolor="black [3213]" stroked="f" strokecolor="#002060" strokeweight="1.5pt">
             <v:shadow color="#900"/>
-            <v:textpath style="font-family:&quot;Century Gothic&quot;;font-style:italic;v-text-kern:t" trim="t" fitpath="t" string="( PLU : &lt;&lt;PLU&gt;&gt; )&#10;AP : &lt;&lt;Periode&gt;&gt;"/>
+            <v:textpath style="font-family:&quot;Arial Black&quot;;Century Gothic&quot;;font-style:italic;v-text-kern:t" trim="t" fitpath="t" string="( PLU : &lt;&lt;PLU&gt;&gt; )&#10;AP : &lt;&lt;Periode&gt;&gt;"/>
             <w10:wrap type="square"/>
           </v:shape>
         </w:pict>
